--- a/students/Agametov A. M/Lab3/ЛР3. ОЦЕНКА ПРОЕКТА.docx
+++ b/students/Agametov A. M/Lab3/ЛР3. ОЦЕНКА ПРОЕКТА.docx
@@ -1067,13 +1067,12 @@
         <w:rPr>
           <w:b/>
           <w:bCs/>
-          <w:noProof/>
         </w:rPr>
         <w:drawing>
-          <wp:inline distT="0" distB="0" distL="0" distR="0" wp14:anchorId="1855854C" wp14:editId="2811F397">
-            <wp:extent cx="5793217" cy="1841500"/>
-            <wp:effectExtent l="0" t="0" r="0" b="6350"/>
-            <wp:docPr id="7" name="Рисунок 7"/>
+          <wp:inline distT="0" distB="0" distL="0" distR="0" wp14:anchorId="32EC5599" wp14:editId="4B219B17">
+            <wp:extent cx="5942965" cy="1855470"/>
+            <wp:effectExtent l="0" t="0" r="635" b="0"/>
+            <wp:docPr id="1" name="Рисунок 1"/>
             <wp:cNvGraphicFramePr>
               <a:graphicFrameLocks xmlns:a="http://schemas.openxmlformats.org/drawingml/2006/main" noChangeAspect="1"/>
             </wp:cNvGraphicFramePr>
@@ -1093,7 +1092,7 @@
                   <pic:spPr>
                     <a:xfrm>
                       <a:off x="0" y="0"/>
-                      <a:ext cx="5809331" cy="1846622"/>
+                      <a:ext cx="5942965" cy="1855470"/>
                     </a:xfrm>
                     <a:prstGeom prst="rect">
                       <a:avLst/>
@@ -1142,13 +1141,12 @@
         <w:rPr>
           <w:b/>
           <w:bCs/>
-          <w:noProof/>
         </w:rPr>
         <w:drawing>
-          <wp:inline distT="0" distB="0" distL="0" distR="0" wp14:anchorId="26071A81" wp14:editId="0F72A5A0">
-            <wp:extent cx="5942965" cy="5803900"/>
-            <wp:effectExtent l="0" t="0" r="635" b="6350"/>
-            <wp:docPr id="10" name="Рисунок 10"/>
+          <wp:inline distT="0" distB="0" distL="0" distR="0" wp14:anchorId="316D095A" wp14:editId="0C51D625">
+            <wp:extent cx="5942965" cy="4281170"/>
+            <wp:effectExtent l="0" t="0" r="635" b="5080"/>
+            <wp:docPr id="2" name="Рисунок 2"/>
             <wp:cNvGraphicFramePr>
               <a:graphicFrameLocks xmlns:a="http://schemas.openxmlformats.org/drawingml/2006/main" noChangeAspect="1"/>
             </wp:cNvGraphicFramePr>
@@ -1168,7 +1166,7 @@
                   <pic:spPr>
                     <a:xfrm>
                       <a:off x="0" y="0"/>
-                      <a:ext cx="5942965" cy="5803900"/>
+                      <a:ext cx="5942965" cy="4281170"/>
                     </a:xfrm>
                     <a:prstGeom prst="rect">
                       <a:avLst/>
@@ -1236,13 +1234,13 @@
         <w:rPr>
           <w:b/>
           <w:bCs/>
-          <w:noProof/>
-        </w:rPr>
+        </w:rPr>
+        <w:lastRenderedPageBreak/>
         <w:drawing>
-          <wp:inline distT="0" distB="0" distL="0" distR="0" wp14:anchorId="6ABA6C25" wp14:editId="1A967E78">
-            <wp:extent cx="5942965" cy="2927350"/>
-            <wp:effectExtent l="0" t="0" r="635" b="6350"/>
-            <wp:docPr id="12" name="Рисунок 12"/>
+          <wp:inline distT="0" distB="0" distL="0" distR="0" wp14:anchorId="01E69E17" wp14:editId="5FCC6612">
+            <wp:extent cx="5942965" cy="4514850"/>
+            <wp:effectExtent l="0" t="0" r="635" b="0"/>
+            <wp:docPr id="3" name="Рисунок 3"/>
             <wp:cNvGraphicFramePr>
               <a:graphicFrameLocks xmlns:a="http://schemas.openxmlformats.org/drawingml/2006/main" noChangeAspect="1"/>
             </wp:cNvGraphicFramePr>
@@ -1253,27 +1251,20 @@
                     <pic:cNvPr id="1" name=""/>
                     <pic:cNvPicPr/>
                   </pic:nvPicPr>
-                  <pic:blipFill rotWithShape="1">
+                  <pic:blipFill>
                     <a:blip r:embed="rId12"/>
-                    <a:srcRect b="30988"/>
-                    <a:stretch/>
+                    <a:stretch>
+                      <a:fillRect/>
+                    </a:stretch>
                   </pic:blipFill>
-                  <pic:spPr bwMode="auto">
+                  <pic:spPr>
                     <a:xfrm>
                       <a:off x="0" y="0"/>
-                      <a:ext cx="5942965" cy="2927350"/>
+                      <a:ext cx="5942965" cy="4514850"/>
                     </a:xfrm>
                     <a:prstGeom prst="rect">
                       <a:avLst/>
                     </a:prstGeom>
-                    <a:ln>
-                      <a:noFill/>
-                    </a:ln>
-                    <a:extLst>
-                      <a:ext uri="{53640926-AAD7-44D8-BBD7-CCE9431645EC}">
-                        <a14:shadowObscured xmlns:a14="http://schemas.microsoft.com/office/drawing/2010/main"/>
-                      </a:ext>
-                    </a:extLst>
                   </pic:spPr>
                 </pic:pic>
               </a:graphicData>
@@ -1324,13 +1315,12 @@
         <w:rPr>
           <w:b/>
           <w:bCs/>
-          <w:noProof/>
         </w:rPr>
         <w:drawing>
-          <wp:inline distT="0" distB="0" distL="0" distR="0" wp14:anchorId="02A67ABB" wp14:editId="3F9A6B41">
-            <wp:extent cx="5942965" cy="1130935"/>
-            <wp:effectExtent l="0" t="0" r="635" b="0"/>
-            <wp:docPr id="13" name="Рисунок 13"/>
+          <wp:inline distT="0" distB="0" distL="0" distR="0" wp14:anchorId="0C222EE5" wp14:editId="021F7B5C">
+            <wp:extent cx="5942965" cy="1159510"/>
+            <wp:effectExtent l="0" t="0" r="635" b="2540"/>
+            <wp:docPr id="4" name="Рисунок 4"/>
             <wp:cNvGraphicFramePr>
               <a:graphicFrameLocks xmlns:a="http://schemas.openxmlformats.org/drawingml/2006/main" noChangeAspect="1"/>
             </wp:cNvGraphicFramePr>
@@ -1350,7 +1340,7 @@
                   <pic:spPr>
                     <a:xfrm>
                       <a:off x="0" y="0"/>
-                      <a:ext cx="5942965" cy="1130935"/>
+                      <a:ext cx="5942965" cy="1159510"/>
                     </a:xfrm>
                     <a:prstGeom prst="rect">
                       <a:avLst/>
@@ -1399,13 +1389,12 @@
         <w:rPr>
           <w:b/>
           <w:bCs/>
-          <w:noProof/>
         </w:rPr>
         <w:drawing>
-          <wp:inline distT="0" distB="0" distL="0" distR="0" wp14:anchorId="16A2757F" wp14:editId="4183F4F4">
-            <wp:extent cx="5942965" cy="932815"/>
-            <wp:effectExtent l="0" t="0" r="635" b="635"/>
-            <wp:docPr id="16" name="Рисунок 16"/>
+          <wp:inline distT="0" distB="0" distL="0" distR="0" wp14:anchorId="2A3A2843" wp14:editId="2B5F1E53">
+            <wp:extent cx="5942965" cy="945515"/>
+            <wp:effectExtent l="0" t="0" r="635" b="6985"/>
+            <wp:docPr id="5" name="Рисунок 5"/>
             <wp:cNvGraphicFramePr>
               <a:graphicFrameLocks xmlns:a="http://schemas.openxmlformats.org/drawingml/2006/main" noChangeAspect="1"/>
             </wp:cNvGraphicFramePr>
@@ -1425,7 +1414,7 @@
                   <pic:spPr>
                     <a:xfrm>
                       <a:off x="0" y="0"/>
-                      <a:ext cx="5942965" cy="932815"/>
+                      <a:ext cx="5942965" cy="945515"/>
                     </a:xfrm>
                     <a:prstGeom prst="rect">
                       <a:avLst/>
@@ -1474,13 +1463,12 @@
         <w:rPr>
           <w:b/>
           <w:bCs/>
-          <w:noProof/>
         </w:rPr>
         <w:drawing>
-          <wp:inline distT="0" distB="0" distL="0" distR="0" wp14:anchorId="75A614F1" wp14:editId="0364F246">
-            <wp:extent cx="5942965" cy="715010"/>
-            <wp:effectExtent l="0" t="0" r="635" b="8890"/>
-            <wp:docPr id="17" name="Рисунок 17"/>
+          <wp:inline distT="0" distB="0" distL="0" distR="0" wp14:anchorId="7ACD32C0" wp14:editId="5DE89D78">
+            <wp:extent cx="5942965" cy="768350"/>
+            <wp:effectExtent l="0" t="0" r="635" b="0"/>
+            <wp:docPr id="6" name="Рисунок 6"/>
             <wp:cNvGraphicFramePr>
               <a:graphicFrameLocks xmlns:a="http://schemas.openxmlformats.org/drawingml/2006/main" noChangeAspect="1"/>
             </wp:cNvGraphicFramePr>
@@ -1500,7 +1488,7 @@
                   <pic:spPr>
                     <a:xfrm>
                       <a:off x="0" y="0"/>
-                      <a:ext cx="5942965" cy="715010"/>
+                      <a:ext cx="5942965" cy="768350"/>
                     </a:xfrm>
                     <a:prstGeom prst="rect">
                       <a:avLst/>
@@ -1553,13 +1541,13 @@
         <w:rPr>
           <w:b/>
           <w:bCs/>
-          <w:noProof/>
-        </w:rPr>
+        </w:rPr>
+        <w:lastRenderedPageBreak/>
         <w:drawing>
-          <wp:inline distT="0" distB="0" distL="0" distR="0" wp14:anchorId="1DC8ECE9" wp14:editId="7A695D22">
-            <wp:extent cx="5942965" cy="935990"/>
+          <wp:inline distT="0" distB="0" distL="0" distR="0" wp14:anchorId="77E344CF" wp14:editId="52987534">
+            <wp:extent cx="5942965" cy="961390"/>
             <wp:effectExtent l="0" t="0" r="635" b="0"/>
-            <wp:docPr id="18" name="Рисунок 18"/>
+            <wp:docPr id="8" name="Рисунок 8"/>
             <wp:cNvGraphicFramePr>
               <a:graphicFrameLocks xmlns:a="http://schemas.openxmlformats.org/drawingml/2006/main" noChangeAspect="1"/>
             </wp:cNvGraphicFramePr>
@@ -1579,7 +1567,7 @@
                   <pic:spPr>
                     <a:xfrm>
                       <a:off x="0" y="0"/>
-                      <a:ext cx="5942965" cy="935990"/>
+                      <a:ext cx="5942965" cy="961390"/>
                     </a:xfrm>
                     <a:prstGeom prst="rect">
                       <a:avLst/>
@@ -1599,7 +1587,6 @@
         <w:jc w:val="center"/>
       </w:pPr>
       <w:r>
-        <w:lastRenderedPageBreak/>
         <w:t xml:space="preserve">Рисунок </w:t>
       </w:r>
       <w:r>
@@ -1630,14 +1617,13 @@
         <w:rPr>
           <w:b/>
           <w:bCs/>
-          <w:noProof/>
           <w:lang w:val="en-US"/>
         </w:rPr>
         <w:drawing>
-          <wp:inline distT="0" distB="0" distL="0" distR="0" wp14:anchorId="2FF9B27E" wp14:editId="1CA7F8F2">
-            <wp:extent cx="5942965" cy="1129030"/>
+          <wp:inline distT="0" distB="0" distL="0" distR="0" wp14:anchorId="551F764E" wp14:editId="29CD67A7">
+            <wp:extent cx="5942965" cy="1143000"/>
             <wp:effectExtent l="0" t="0" r="635" b="0"/>
-            <wp:docPr id="19" name="Рисунок 19"/>
+            <wp:docPr id="9" name="Рисунок 9"/>
             <wp:cNvGraphicFramePr>
               <a:graphicFrameLocks xmlns:a="http://schemas.openxmlformats.org/drawingml/2006/main" noChangeAspect="1"/>
             </wp:cNvGraphicFramePr>
@@ -1657,7 +1643,7 @@
                   <pic:spPr>
                     <a:xfrm>
                       <a:off x="0" y="0"/>
-                      <a:ext cx="5942965" cy="1129030"/>
+                      <a:ext cx="5942965" cy="1143000"/>
                     </a:xfrm>
                     <a:prstGeom prst="rect">
                       <a:avLst/>
@@ -2057,7 +2043,6 @@
           <w:b/>
           <w:bCs/>
         </w:rPr>
-        <w:lastRenderedPageBreak/>
         <w:t>ВЫВОД</w:t>
       </w:r>
     </w:p>

--- a/students/Agametov A. M/Lab3/ЛР3. ОЦЕНКА ПРОЕКТА.docx
+++ b/students/Agametov A. M/Lab3/ЛР3. ОЦЕНКА ПРОЕКТА.docx
@@ -1067,6 +1067,7 @@
         <w:rPr>
           <w:b/>
           <w:bCs/>
+          <w:noProof/>
         </w:rPr>
         <w:drawing>
           <wp:inline distT="0" distB="0" distL="0" distR="0" wp14:anchorId="32EC5599" wp14:editId="4B219B17">
@@ -1141,6 +1142,7 @@
         <w:rPr>
           <w:b/>
           <w:bCs/>
+          <w:noProof/>
         </w:rPr>
         <w:drawing>
           <wp:inline distT="0" distB="0" distL="0" distR="0" wp14:anchorId="316D095A" wp14:editId="0C51D625">
@@ -1234,6 +1236,7 @@
         <w:rPr>
           <w:b/>
           <w:bCs/>
+          <w:noProof/>
         </w:rPr>
         <w:lastRenderedPageBreak/>
         <w:drawing>
@@ -1315,6 +1318,7 @@
         <w:rPr>
           <w:b/>
           <w:bCs/>
+          <w:noProof/>
         </w:rPr>
         <w:drawing>
           <wp:inline distT="0" distB="0" distL="0" distR="0" wp14:anchorId="0C222EE5" wp14:editId="021F7B5C">
@@ -1389,6 +1393,7 @@
         <w:rPr>
           <w:b/>
           <w:bCs/>
+          <w:noProof/>
         </w:rPr>
         <w:drawing>
           <wp:inline distT="0" distB="0" distL="0" distR="0" wp14:anchorId="2A3A2843" wp14:editId="2B5F1E53">
@@ -1463,6 +1468,7 @@
         <w:rPr>
           <w:b/>
           <w:bCs/>
+          <w:noProof/>
         </w:rPr>
         <w:drawing>
           <wp:inline distT="0" distB="0" distL="0" distR="0" wp14:anchorId="7ACD32C0" wp14:editId="5DE89D78">
@@ -1541,6 +1547,7 @@
         <w:rPr>
           <w:b/>
           <w:bCs/>
+          <w:noProof/>
         </w:rPr>
         <w:lastRenderedPageBreak/>
         <w:drawing>
@@ -1617,6 +1624,7 @@
         <w:rPr>
           <w:b/>
           <w:bCs/>
+          <w:noProof/>
           <w:lang w:val="en-US"/>
         </w:rPr>
         <w:drawing>
@@ -1693,14 +1701,13 @@
         <w:rPr>
           <w:b/>
           <w:bCs/>
-          <w:noProof/>
           <w:lang w:val="en-US"/>
         </w:rPr>
         <w:drawing>
-          <wp:inline distT="0" distB="0" distL="0" distR="0" wp14:anchorId="0A54C8B4" wp14:editId="4DB91431">
-            <wp:extent cx="5942965" cy="1297305"/>
+          <wp:inline distT="0" distB="0" distL="0" distR="0" wp14:anchorId="04D44A67" wp14:editId="1BA66E53">
+            <wp:extent cx="5942965" cy="1304290"/>
             <wp:effectExtent l="0" t="0" r="635" b="0"/>
-            <wp:docPr id="20" name="Рисунок 20"/>
+            <wp:docPr id="7" name="Рисунок 7"/>
             <wp:cNvGraphicFramePr>
               <a:graphicFrameLocks xmlns:a="http://schemas.openxmlformats.org/drawingml/2006/main" noChangeAspect="1"/>
             </wp:cNvGraphicFramePr>
@@ -1720,7 +1727,7 @@
                   <pic:spPr>
                     <a:xfrm>
                       <a:off x="0" y="0"/>
-                      <a:ext cx="5942965" cy="1297305"/>
+                      <a:ext cx="5942965" cy="1304290"/>
                     </a:xfrm>
                     <a:prstGeom prst="rect">
                       <a:avLst/>
@@ -1978,50 +1985,6 @@
       <w:pPr>
         <w:pStyle w:val="a3"/>
         <w:spacing w:before="33"/>
-        <w:jc w:val="center"/>
-        <w:rPr>
-          <w:b/>
-          <w:bCs/>
-        </w:rPr>
-      </w:pPr>
-    </w:p>
-    <w:p>
-      <w:pPr>
-        <w:pStyle w:val="a3"/>
-        <w:spacing w:before="33"/>
-        <w:jc w:val="center"/>
-        <w:rPr>
-          <w:b/>
-          <w:bCs/>
-        </w:rPr>
-      </w:pPr>
-    </w:p>
-    <w:p>
-      <w:pPr>
-        <w:pStyle w:val="a3"/>
-        <w:spacing w:before="33"/>
-        <w:jc w:val="center"/>
-        <w:rPr>
-          <w:b/>
-          <w:bCs/>
-        </w:rPr>
-      </w:pPr>
-    </w:p>
-    <w:p>
-      <w:pPr>
-        <w:pStyle w:val="a3"/>
-        <w:spacing w:before="33"/>
-        <w:jc w:val="center"/>
-        <w:rPr>
-          <w:b/>
-          <w:bCs/>
-        </w:rPr>
-      </w:pPr>
-    </w:p>
-    <w:p>
-      <w:pPr>
-        <w:pStyle w:val="a3"/>
-        <w:spacing w:before="33"/>
         <w:rPr>
           <w:b/>
           <w:bCs/>
@@ -2043,6 +2006,7 @@
           <w:b/>
           <w:bCs/>
         </w:rPr>
+        <w:lastRenderedPageBreak/>
         <w:t>ВЫВОД</w:t>
       </w:r>
     </w:p>
